--- a/documentation/Функциональные и нефункциональные требования.docx
+++ b/documentation/Функциональные и нефункциональные требования.docx
@@ -41,7 +41,7 @@
         <w:pStyle w:val="a3"/>
         <w:numPr>
           <w:ilvl w:val="0"/>
-          <w:numId w:val="7"/>
+          <w:numId w:val="10"/>
         </w:numPr>
         <w:spacing w:after="0" w:line="360" w:lineRule="auto"/>
         <w:ind w:left="357" w:hanging="357"/>
@@ -66,7 +66,7 @@
         <w:pStyle w:val="a3"/>
         <w:numPr>
           <w:ilvl w:val="0"/>
-          <w:numId w:val="7"/>
+          <w:numId w:val="10"/>
         </w:numPr>
         <w:spacing w:after="0" w:line="360" w:lineRule="auto"/>
         <w:ind w:left="357" w:hanging="357"/>
@@ -91,7 +91,7 @@
         <w:pStyle w:val="a3"/>
         <w:numPr>
           <w:ilvl w:val="0"/>
-          <w:numId w:val="7"/>
+          <w:numId w:val="10"/>
         </w:numPr>
         <w:spacing w:after="0" w:line="360" w:lineRule="auto"/>
         <w:ind w:left="357" w:hanging="357"/>
@@ -108,15 +108,15 @@
           <w:sz w:val="28"/>
           <w:szCs w:val="28"/>
         </w:rPr>
-        <w:t>Добавление книги вручную;</w:t>
-      </w:r>
-    </w:p>
-    <w:p>
-      <w:pPr>
-        <w:pStyle w:val="a3"/>
-        <w:numPr>
-          <w:ilvl w:val="0"/>
-          <w:numId w:val="7"/>
+        <w:t>Просмотр личного каталога книг;</w:t>
+      </w:r>
+    </w:p>
+    <w:p>
+      <w:pPr>
+        <w:pStyle w:val="a3"/>
+        <w:numPr>
+          <w:ilvl w:val="0"/>
+          <w:numId w:val="10"/>
         </w:numPr>
         <w:spacing w:after="0" w:line="360" w:lineRule="auto"/>
         <w:ind w:left="357" w:hanging="357"/>
@@ -133,15 +133,15 @@
           <w:sz w:val="28"/>
           <w:szCs w:val="28"/>
         </w:rPr>
-        <w:t>Поиск книг;</w:t>
-      </w:r>
-    </w:p>
-    <w:p>
-      <w:pPr>
-        <w:pStyle w:val="a3"/>
-        <w:numPr>
-          <w:ilvl w:val="0"/>
-          <w:numId w:val="7"/>
+        <w:t>Добавление книги в каталог;</w:t>
+      </w:r>
+    </w:p>
+    <w:p>
+      <w:pPr>
+        <w:pStyle w:val="a3"/>
+        <w:numPr>
+          <w:ilvl w:val="0"/>
+          <w:numId w:val="10"/>
         </w:numPr>
         <w:spacing w:after="0" w:line="360" w:lineRule="auto"/>
         <w:ind w:left="357" w:hanging="357"/>
@@ -158,15 +158,15 @@
           <w:sz w:val="28"/>
           <w:szCs w:val="28"/>
         </w:rPr>
-        <w:t>Импорт книги из результатов поиска;</w:t>
-      </w:r>
-    </w:p>
-    <w:p>
-      <w:pPr>
-        <w:pStyle w:val="a3"/>
-        <w:numPr>
-          <w:ilvl w:val="0"/>
-          <w:numId w:val="7"/>
+        <w:t>Редактирование информации о книге;</w:t>
+      </w:r>
+    </w:p>
+    <w:p>
+      <w:pPr>
+        <w:pStyle w:val="a3"/>
+        <w:numPr>
+          <w:ilvl w:val="0"/>
+          <w:numId w:val="10"/>
         </w:numPr>
         <w:spacing w:after="0" w:line="360" w:lineRule="auto"/>
         <w:ind w:left="357" w:hanging="357"/>
@@ -183,15 +183,15 @@
           <w:sz w:val="28"/>
           <w:szCs w:val="28"/>
         </w:rPr>
-        <w:t>Поиск и фильтрация по локальной базе;</w:t>
-      </w:r>
-    </w:p>
-    <w:p>
-      <w:pPr>
-        <w:pStyle w:val="a3"/>
-        <w:numPr>
-          <w:ilvl w:val="0"/>
-          <w:numId w:val="7"/>
+        <w:t>Удаление книги из каталога;</w:t>
+      </w:r>
+    </w:p>
+    <w:p>
+      <w:pPr>
+        <w:pStyle w:val="a3"/>
+        <w:numPr>
+          <w:ilvl w:val="0"/>
+          <w:numId w:val="10"/>
         </w:numPr>
         <w:spacing w:after="0" w:line="360" w:lineRule="auto"/>
         <w:ind w:left="357" w:hanging="357"/>
@@ -208,15 +208,15 @@
           <w:sz w:val="28"/>
           <w:szCs w:val="28"/>
         </w:rPr>
-        <w:t>Редактирование книги;</w:t>
-      </w:r>
-    </w:p>
-    <w:p>
-      <w:pPr>
-        <w:pStyle w:val="a3"/>
-        <w:numPr>
-          <w:ilvl w:val="0"/>
-          <w:numId w:val="7"/>
+        <w:t>Поиск книг;</w:t>
+      </w:r>
+    </w:p>
+    <w:p>
+      <w:pPr>
+        <w:pStyle w:val="a3"/>
+        <w:numPr>
+          <w:ilvl w:val="0"/>
+          <w:numId w:val="10"/>
         </w:numPr>
         <w:spacing w:after="0" w:line="360" w:lineRule="auto"/>
         <w:ind w:left="357" w:hanging="357"/>
@@ -233,15 +233,15 @@
           <w:sz w:val="28"/>
           <w:szCs w:val="28"/>
         </w:rPr>
-        <w:t>Удаление книги из базы данных;</w:t>
-      </w:r>
-    </w:p>
-    <w:p>
-      <w:pPr>
-        <w:pStyle w:val="a3"/>
-        <w:numPr>
-          <w:ilvl w:val="0"/>
-          <w:numId w:val="7"/>
+        <w:t>Импорт книги из результатов поиска;</w:t>
+      </w:r>
+    </w:p>
+    <w:p>
+      <w:pPr>
+        <w:pStyle w:val="a3"/>
+        <w:numPr>
+          <w:ilvl w:val="0"/>
+          <w:numId w:val="10"/>
         </w:numPr>
         <w:spacing w:after="0" w:line="360" w:lineRule="auto"/>
         <w:ind w:left="357" w:hanging="357"/>
@@ -258,15 +258,15 @@
           <w:sz w:val="28"/>
           <w:szCs w:val="28"/>
         </w:rPr>
-        <w:t>Просмотр личного каталога книг;</w:t>
-      </w:r>
-    </w:p>
-    <w:p>
-      <w:pPr>
-        <w:pStyle w:val="a3"/>
-        <w:numPr>
-          <w:ilvl w:val="0"/>
-          <w:numId w:val="7"/>
+        <w:t>Фильтрация результатов поиска;</w:t>
+      </w:r>
+    </w:p>
+    <w:p>
+      <w:pPr>
+        <w:pStyle w:val="a3"/>
+        <w:numPr>
+          <w:ilvl w:val="0"/>
+          <w:numId w:val="10"/>
         </w:numPr>
         <w:spacing w:after="0" w:line="360" w:lineRule="auto"/>
         <w:ind w:left="357" w:hanging="357"/>
@@ -283,15 +283,15 @@
           <w:sz w:val="28"/>
           <w:szCs w:val="28"/>
         </w:rPr>
-        <w:t>Просмотр детальной информации о книге;</w:t>
-      </w:r>
-    </w:p>
-    <w:p>
-      <w:pPr>
-        <w:pStyle w:val="a3"/>
-        <w:numPr>
-          <w:ilvl w:val="0"/>
-          <w:numId w:val="7"/>
+        <w:t>Просмотр информации о приложении;</w:t>
+      </w:r>
+    </w:p>
+    <w:p>
+      <w:pPr>
+        <w:pStyle w:val="a3"/>
+        <w:numPr>
+          <w:ilvl w:val="0"/>
+          <w:numId w:val="10"/>
         </w:numPr>
         <w:spacing w:after="0" w:line="360" w:lineRule="auto"/>
         <w:ind w:left="357" w:hanging="357"/>
@@ -300,27 +300,23 @@
           <w:rFonts w:ascii="Times New Roman" w:hAnsi="Times New Roman" w:cs="Times New Roman"/>
           <w:sz w:val="28"/>
           <w:szCs w:val="28"/>
-          <w:lang w:val="ru-RU"/>
-        </w:rPr>
-      </w:pPr>
-      <w:bookmarkStart w:id="0" w:name="_GoBack"/>
-      <w:r>
-        <w:rPr>
-          <w:rFonts w:ascii="Times New Roman" w:hAnsi="Times New Roman" w:cs="Times New Roman"/>
-          <w:sz w:val="28"/>
-          <w:szCs w:val="28"/>
-          <w:lang w:val="ru-RU"/>
-        </w:rPr>
-        <w:t>Просмотр информации о приложении;</w:t>
-      </w:r>
-    </w:p>
-    <w:bookmarkEnd w:id="0"/>
-    <w:p>
-      <w:pPr>
-        <w:pStyle w:val="a3"/>
-        <w:numPr>
-          <w:ilvl w:val="0"/>
-          <w:numId w:val="7"/>
+        </w:rPr>
+      </w:pPr>
+      <w:r>
+        <w:rPr>
+          <w:rFonts w:ascii="Times New Roman" w:hAnsi="Times New Roman" w:cs="Times New Roman"/>
+          <w:sz w:val="28"/>
+          <w:szCs w:val="28"/>
+        </w:rPr>
+        <w:t>Оставить впечатления о прочитанной книге;</w:t>
+      </w:r>
+    </w:p>
+    <w:p>
+      <w:pPr>
+        <w:pStyle w:val="a3"/>
+        <w:numPr>
+          <w:ilvl w:val="0"/>
+          <w:numId w:val="10"/>
         </w:numPr>
         <w:spacing w:after="0" w:line="360" w:lineRule="auto"/>
         <w:ind w:left="357" w:hanging="357"/>
@@ -336,209 +332,224 @@
           <w:rFonts w:ascii="Times New Roman" w:hAnsi="Times New Roman" w:cs="Times New Roman"/>
           <w:sz w:val="28"/>
           <w:szCs w:val="28"/>
-          <w:lang w:val="ru-RU"/>
-        </w:rPr>
-        <w:t xml:space="preserve">Оставить впечатления о </w:t>
-      </w:r>
-      <w:proofErr w:type="gramStart"/>
-      <w:r>
-        <w:rPr>
-          <w:rFonts w:ascii="Times New Roman" w:hAnsi="Times New Roman" w:cs="Times New Roman"/>
-          <w:sz w:val="28"/>
-          <w:szCs w:val="28"/>
-          <w:lang w:val="ru-RU"/>
-        </w:rPr>
-        <w:t>прочитанном</w:t>
-      </w:r>
-      <w:proofErr w:type="gramEnd"/>
-      <w:r>
-        <w:rPr>
-          <w:rFonts w:ascii="Times New Roman" w:hAnsi="Times New Roman" w:cs="Times New Roman"/>
-          <w:sz w:val="28"/>
-          <w:szCs w:val="28"/>
-          <w:lang w:val="ru-RU"/>
-        </w:rPr>
-        <w:t>;</w:t>
-      </w:r>
-    </w:p>
-    <w:p>
-      <w:pPr>
-        <w:pStyle w:val="a3"/>
-        <w:numPr>
-          <w:ilvl w:val="0"/>
-          <w:numId w:val="7"/>
+        </w:rPr>
+        <w:t>Выделение цитат из книги.</w:t>
+      </w:r>
+    </w:p>
+    <w:p>
+      <w:pPr>
+        <w:rPr>
+          <w:rFonts w:ascii="Times New Roman" w:hAnsi="Times New Roman" w:cs="Times New Roman"/>
+          <w:b/>
+          <w:sz w:val="28"/>
+        </w:rPr>
+      </w:pPr>
+      <w:r>
+        <w:rPr>
+          <w:rFonts w:ascii="Times New Roman" w:hAnsi="Times New Roman" w:cs="Times New Roman"/>
+          <w:b/>
+          <w:sz w:val="28"/>
+        </w:rPr>
+        <w:t>Функции администратора:</w:t>
+      </w:r>
+    </w:p>
+    <w:p>
+      <w:pPr>
+        <w:pStyle w:val="a3"/>
+        <w:numPr>
+          <w:ilvl w:val="0"/>
+          <w:numId w:val="11"/>
         </w:numPr>
         <w:spacing w:after="0" w:line="360" w:lineRule="auto"/>
         <w:ind w:left="357" w:hanging="357"/>
-        <w:jc w:val="both"/>
-        <w:rPr>
-          <w:rFonts w:ascii="Times New Roman" w:hAnsi="Times New Roman" w:cs="Times New Roman"/>
-          <w:sz w:val="28"/>
-          <w:szCs w:val="28"/>
-        </w:rPr>
-      </w:pPr>
-      <w:r>
-        <w:rPr>
-          <w:rFonts w:ascii="Times New Roman" w:hAnsi="Times New Roman" w:cs="Times New Roman"/>
-          <w:sz w:val="28"/>
-          <w:szCs w:val="28"/>
-          <w:lang w:val="ru-RU"/>
-        </w:rPr>
-        <w:t>Выделение цитат из книги.</w:t>
-      </w:r>
-    </w:p>
-    <w:p>
-      <w:pPr>
-        <w:spacing w:after="0" w:line="360" w:lineRule="auto"/>
-        <w:contextualSpacing/>
-        <w:jc w:val="both"/>
-        <w:rPr>
-          <w:rFonts w:ascii="Times New Roman" w:hAnsi="Times New Roman" w:cs="Times New Roman"/>
-          <w:sz w:val="28"/>
-          <w:szCs w:val="28"/>
-        </w:rPr>
-      </w:pPr>
-    </w:p>
-    <w:p>
-      <w:pPr>
-        <w:rPr>
-          <w:rFonts w:ascii="Times New Roman" w:hAnsi="Times New Roman" w:cs="Times New Roman"/>
-          <w:b/>
-          <w:sz w:val="28"/>
-        </w:rPr>
-      </w:pPr>
-      <w:r>
-        <w:rPr>
-          <w:rFonts w:ascii="Times New Roman" w:hAnsi="Times New Roman" w:cs="Times New Roman"/>
-          <w:b/>
-          <w:sz w:val="28"/>
-        </w:rPr>
-        <w:t>Функции администратора</w:t>
-      </w:r>
-      <w:r>
-        <w:rPr>
-          <w:rFonts w:ascii="Times New Roman" w:hAnsi="Times New Roman" w:cs="Times New Roman"/>
-          <w:b/>
-          <w:sz w:val="28"/>
-        </w:rPr>
-        <w:t>:</w:t>
-      </w:r>
-    </w:p>
-    <w:p>
-      <w:pPr>
-        <w:pStyle w:val="a3"/>
-        <w:numPr>
-          <w:ilvl w:val="0"/>
-          <w:numId w:val="8"/>
+        <w:rPr>
+          <w:rFonts w:ascii="Times New Roman" w:hAnsi="Times New Roman" w:cs="Times New Roman"/>
+          <w:sz w:val="28"/>
+        </w:rPr>
+      </w:pPr>
+      <w:r>
+        <w:rPr>
+          <w:rFonts w:ascii="Times New Roman" w:hAnsi="Times New Roman" w:cs="Times New Roman"/>
+          <w:sz w:val="28"/>
+        </w:rPr>
+        <w:t>Добавление пользователя в список;</w:t>
+      </w:r>
+    </w:p>
+    <w:p>
+      <w:pPr>
+        <w:pStyle w:val="a3"/>
+        <w:numPr>
+          <w:ilvl w:val="0"/>
+          <w:numId w:val="11"/>
         </w:numPr>
         <w:spacing w:after="0" w:line="360" w:lineRule="auto"/>
         <w:ind w:left="357" w:hanging="357"/>
-        <w:jc w:val="both"/>
-        <w:rPr>
-          <w:rFonts w:ascii="Times New Roman" w:hAnsi="Times New Roman" w:cs="Times New Roman"/>
-          <w:sz w:val="28"/>
-          <w:szCs w:val="28"/>
-        </w:rPr>
-      </w:pPr>
-      <w:r>
-        <w:rPr>
-          <w:rFonts w:ascii="Times New Roman" w:hAnsi="Times New Roman" w:cs="Times New Roman"/>
-          <w:sz w:val="28"/>
-          <w:szCs w:val="28"/>
-        </w:rPr>
-        <w:t>Управление пользователями;</w:t>
-      </w:r>
-    </w:p>
-    <w:p>
-      <w:pPr>
-        <w:pStyle w:val="a3"/>
-        <w:numPr>
-          <w:ilvl w:val="0"/>
-          <w:numId w:val="8"/>
+        <w:rPr>
+          <w:rFonts w:ascii="Times New Roman" w:hAnsi="Times New Roman" w:cs="Times New Roman"/>
+          <w:sz w:val="28"/>
+        </w:rPr>
+      </w:pPr>
+      <w:r>
+        <w:rPr>
+          <w:rFonts w:ascii="Times New Roman" w:hAnsi="Times New Roman" w:cs="Times New Roman"/>
+          <w:sz w:val="28"/>
+        </w:rPr>
+        <w:t>Удаление пользователя из списка;</w:t>
+      </w:r>
+    </w:p>
+    <w:p>
+      <w:pPr>
+        <w:pStyle w:val="a3"/>
+        <w:numPr>
+          <w:ilvl w:val="0"/>
+          <w:numId w:val="11"/>
         </w:numPr>
         <w:spacing w:after="0" w:line="360" w:lineRule="auto"/>
         <w:ind w:left="357" w:hanging="357"/>
-        <w:jc w:val="both"/>
-        <w:rPr>
-          <w:rFonts w:ascii="Times New Roman" w:hAnsi="Times New Roman" w:cs="Times New Roman"/>
-          <w:sz w:val="28"/>
-          <w:szCs w:val="28"/>
-        </w:rPr>
-      </w:pPr>
-      <w:r>
-        <w:rPr>
-          <w:rFonts w:ascii="Times New Roman" w:hAnsi="Times New Roman" w:cs="Times New Roman"/>
-          <w:sz w:val="28"/>
-          <w:szCs w:val="28"/>
-        </w:rPr>
-        <w:t>Блокировка пользователей;</w:t>
-      </w:r>
-    </w:p>
-    <w:p>
-      <w:pPr>
-        <w:pStyle w:val="a3"/>
-        <w:numPr>
-          <w:ilvl w:val="0"/>
-          <w:numId w:val="8"/>
+        <w:rPr>
+          <w:rFonts w:ascii="Times New Roman" w:hAnsi="Times New Roman" w:cs="Times New Roman"/>
+          <w:sz w:val="28"/>
+        </w:rPr>
+      </w:pPr>
+      <w:r>
+        <w:rPr>
+          <w:rFonts w:ascii="Times New Roman" w:hAnsi="Times New Roman" w:cs="Times New Roman"/>
+          <w:sz w:val="28"/>
+        </w:rPr>
+        <w:t>Назначение роли пользователю;</w:t>
+      </w:r>
+    </w:p>
+    <w:p>
+      <w:pPr>
+        <w:pStyle w:val="a3"/>
+        <w:numPr>
+          <w:ilvl w:val="0"/>
+          <w:numId w:val="11"/>
         </w:numPr>
         <w:spacing w:after="0" w:line="360" w:lineRule="auto"/>
         <w:ind w:left="357" w:hanging="357"/>
-        <w:jc w:val="both"/>
-        <w:rPr>
-          <w:rFonts w:ascii="Times New Roman" w:hAnsi="Times New Roman" w:cs="Times New Roman"/>
-          <w:sz w:val="28"/>
-          <w:szCs w:val="28"/>
-        </w:rPr>
-      </w:pPr>
-      <w:r>
-        <w:rPr>
-          <w:rFonts w:ascii="Times New Roman" w:hAnsi="Times New Roman" w:cs="Times New Roman"/>
-          <w:sz w:val="28"/>
-          <w:szCs w:val="28"/>
-        </w:rPr>
-        <w:t>Разблокировка пользователей;</w:t>
-      </w:r>
-    </w:p>
-    <w:p>
-      <w:pPr>
-        <w:pStyle w:val="a3"/>
-        <w:numPr>
-          <w:ilvl w:val="0"/>
-          <w:numId w:val="8"/>
+        <w:rPr>
+          <w:rFonts w:ascii="Times New Roman" w:hAnsi="Times New Roman" w:cs="Times New Roman"/>
+          <w:sz w:val="28"/>
+        </w:rPr>
+      </w:pPr>
+      <w:r>
+        <w:rPr>
+          <w:rFonts w:ascii="Times New Roman" w:hAnsi="Times New Roman" w:cs="Times New Roman"/>
+          <w:sz w:val="28"/>
+        </w:rPr>
+        <w:t>Блокировка пользователя;</w:t>
+      </w:r>
+    </w:p>
+    <w:p>
+      <w:pPr>
+        <w:pStyle w:val="a3"/>
+        <w:numPr>
+          <w:ilvl w:val="0"/>
+          <w:numId w:val="11"/>
         </w:numPr>
         <w:spacing w:after="0" w:line="360" w:lineRule="auto"/>
         <w:ind w:left="357" w:hanging="357"/>
-        <w:jc w:val="both"/>
-        <w:rPr>
-          <w:rFonts w:ascii="Times New Roman" w:hAnsi="Times New Roman" w:cs="Times New Roman"/>
-          <w:sz w:val="28"/>
-          <w:szCs w:val="28"/>
-        </w:rPr>
-      </w:pPr>
-      <w:r>
-        <w:rPr>
-          <w:rFonts w:ascii="Times New Roman" w:hAnsi="Times New Roman" w:cs="Times New Roman"/>
-          <w:sz w:val="28"/>
-          <w:szCs w:val="28"/>
-        </w:rPr>
-        <w:t>П</w:t>
-      </w:r>
-      <w:r>
-        <w:rPr>
-          <w:rFonts w:ascii="Times New Roman" w:hAnsi="Times New Roman" w:cs="Times New Roman"/>
-          <w:sz w:val="28"/>
-          <w:szCs w:val="28"/>
-        </w:rPr>
-        <w:t>росмотр и управление книгами всех пользователей.</w:t>
-      </w:r>
-    </w:p>
-    <w:p>
-      <w:pPr>
+        <w:rPr>
+          <w:rFonts w:ascii="Times New Roman" w:hAnsi="Times New Roman" w:cs="Times New Roman"/>
+          <w:sz w:val="28"/>
+        </w:rPr>
+      </w:pPr>
+      <w:r>
+        <w:rPr>
+          <w:rFonts w:ascii="Times New Roman" w:hAnsi="Times New Roman" w:cs="Times New Roman"/>
+          <w:sz w:val="28"/>
+        </w:rPr>
+        <w:t>Разблокировка пользователя;</w:t>
+      </w:r>
+    </w:p>
+    <w:p>
+      <w:pPr>
+        <w:pStyle w:val="a3"/>
+        <w:numPr>
+          <w:ilvl w:val="0"/>
+          <w:numId w:val="11"/>
+        </w:numPr>
+        <w:spacing w:after="0" w:line="360" w:lineRule="auto"/>
+        <w:ind w:left="357" w:hanging="357"/>
+        <w:rPr>
+          <w:rFonts w:ascii="Times New Roman" w:hAnsi="Times New Roman" w:cs="Times New Roman"/>
+          <w:sz w:val="28"/>
+        </w:rPr>
+      </w:pPr>
+      <w:r>
+        <w:rPr>
+          <w:rFonts w:ascii="Times New Roman" w:hAnsi="Times New Roman" w:cs="Times New Roman"/>
+          <w:sz w:val="28"/>
+        </w:rPr>
+        <w:t>Просмотр списка каталогов пользователей;</w:t>
+      </w:r>
+    </w:p>
+    <w:p>
+      <w:pPr>
+        <w:pStyle w:val="a3"/>
+        <w:numPr>
+          <w:ilvl w:val="0"/>
+          <w:numId w:val="11"/>
+        </w:numPr>
+        <w:spacing w:after="0" w:line="360" w:lineRule="auto"/>
+        <w:ind w:left="357" w:hanging="357"/>
+        <w:rPr>
+          <w:rFonts w:ascii="Times New Roman" w:hAnsi="Times New Roman" w:cs="Times New Roman"/>
+          <w:sz w:val="28"/>
+        </w:rPr>
+      </w:pPr>
+      <w:r>
+        <w:rPr>
+          <w:rFonts w:ascii="Times New Roman" w:hAnsi="Times New Roman" w:cs="Times New Roman"/>
+          <w:sz w:val="28"/>
+        </w:rPr>
+        <w:t>Добавление каталога пользователя;</w:t>
+      </w:r>
+    </w:p>
+    <w:p>
+      <w:pPr>
+        <w:pStyle w:val="a3"/>
+        <w:numPr>
+          <w:ilvl w:val="0"/>
+          <w:numId w:val="11"/>
+        </w:numPr>
+        <w:spacing w:after="0" w:line="360" w:lineRule="auto"/>
+        <w:ind w:left="357" w:hanging="357"/>
+        <w:rPr>
+          <w:rFonts w:ascii="Times New Roman" w:hAnsi="Times New Roman" w:cs="Times New Roman"/>
+          <w:sz w:val="28"/>
+        </w:rPr>
+      </w:pPr>
+      <w:r>
+        <w:rPr>
+          <w:rFonts w:ascii="Times New Roman" w:hAnsi="Times New Roman" w:cs="Times New Roman"/>
+          <w:sz w:val="28"/>
+        </w:rPr>
+        <w:t>Редактирование каталога пользователя;</w:t>
+      </w:r>
+    </w:p>
+    <w:p>
+      <w:pPr>
+        <w:pStyle w:val="a3"/>
+        <w:numPr>
+          <w:ilvl w:val="0"/>
+          <w:numId w:val="11"/>
+        </w:numPr>
+        <w:spacing w:after="0" w:line="360" w:lineRule="auto"/>
+        <w:ind w:left="357" w:hanging="357"/>
         <w:rPr>
           <w:rFonts w:ascii="Times New Roman" w:hAnsi="Times New Roman" w:cs="Times New Roman"/>
           <w:sz w:val="32"/>
         </w:rPr>
       </w:pPr>
+      <w:r>
+        <w:rPr>
+          <w:rFonts w:ascii="Times New Roman" w:hAnsi="Times New Roman" w:cs="Times New Roman"/>
+          <w:sz w:val="28"/>
+        </w:rPr>
+        <w:t>Удаление каталога пользователя.</w:t>
+      </w:r>
     </w:p>
     <w:p>
       <w:pPr>
@@ -547,6 +558,24 @@
           <w:sz w:val="32"/>
         </w:rPr>
       </w:pPr>
+    </w:p>
+    <w:p>
+      <w:pPr>
+        <w:rPr>
+          <w:rFonts w:ascii="Times New Roman" w:hAnsi="Times New Roman" w:cs="Times New Roman"/>
+          <w:sz w:val="32"/>
+        </w:rPr>
+      </w:pPr>
+    </w:p>
+    <w:p>
+      <w:pPr>
+        <w:rPr>
+          <w:rFonts w:ascii="Times New Roman" w:hAnsi="Times New Roman" w:cs="Times New Roman"/>
+          <w:sz w:val="32"/>
+        </w:rPr>
+      </w:pPr>
+      <w:bookmarkStart w:id="0" w:name="_GoBack"/>
+      <w:bookmarkEnd w:id="0"/>
     </w:p>
     <w:p>
       <w:pPr>
@@ -562,6 +591,7 @@
           <w:b/>
           <w:sz w:val="32"/>
         </w:rPr>
+        <w:lastRenderedPageBreak/>
         <w:t>Нефункциональные требования</w:t>
       </w:r>
     </w:p>
@@ -692,17 +722,7 @@
           <w:szCs w:val="28"/>
           <w:lang w:val="ru-RU"/>
         </w:rPr>
-        <w:t xml:space="preserve">. Пользователю должно </w:t>
-      </w:r>
-      <w:r>
-        <w:rPr>
-          <w:rFonts w:ascii="Times New Roman" w:hAnsi="Times New Roman" w:cs="Times New Roman"/>
-          <w:sz w:val="28"/>
-          <w:szCs w:val="28"/>
-          <w:lang w:val="ru-RU"/>
-        </w:rPr>
-        <w:lastRenderedPageBreak/>
-        <w:t xml:space="preserve">отображаться информативное сообщение об ошибке сети </w:t>
+        <w:t xml:space="preserve">. Пользователю должно отображаться информативное сообщение об ошибке сети </w:t>
       </w:r>
       <w:r>
         <w:rPr>
@@ -831,7 +851,6 @@
           <w:lang w:val="ru-RU"/>
         </w:rPr>
       </w:pPr>
-      <w:proofErr w:type="gramStart"/>
       <w:r>
         <w:rPr>
           <w:rFonts w:ascii="Times New Roman" w:hAnsi="Times New Roman" w:cs="Times New Roman"/>
@@ -870,7 +889,6 @@
         </w:rPr>
         <w:t>;</w:t>
       </w:r>
-      <w:proofErr w:type="gramEnd"/>
     </w:p>
     <w:p>
       <w:pPr>
@@ -1168,6 +1186,7 @@
           <w:szCs w:val="28"/>
           <w:lang w:val="ru-RU"/>
         </w:rPr>
+        <w:lastRenderedPageBreak/>
         <w:t>Требования к информационной и программной совместимости:</w:t>
       </w:r>
     </w:p>
@@ -1364,7 +1383,6 @@
           <w:szCs w:val="28"/>
           <w:lang w:val="ru-RU"/>
         </w:rPr>
-        <w:lastRenderedPageBreak/>
         <w:t xml:space="preserve">БД: </w:t>
       </w:r>
       <w:r>
@@ -2051,6 +2069,119 @@
 <file path=word/numbering.xml><?xml version="1.0" encoding="utf-8"?>
 <w:numbering xmlns:wpc="http://schemas.microsoft.com/office/word/2010/wordprocessingCanvas" xmlns:mc="http://schemas.openxmlformats.org/markup-compatibility/2006" xmlns:o="urn:schemas-microsoft-com:office:office" xmlns:r="http://schemas.openxmlformats.org/officeDocument/2006/relationships" xmlns:m="http://schemas.openxmlformats.org/officeDocument/2006/math" xmlns:v="urn:schemas-microsoft-com:vml" xmlns:wp14="http://schemas.microsoft.com/office/word/2010/wordprocessingDrawing" xmlns:wp="http://schemas.openxmlformats.org/drawingml/2006/wordprocessingDrawing" xmlns:w10="urn:schemas-microsoft-com:office:word" xmlns:w="http://schemas.openxmlformats.org/wordprocessingml/2006/main" xmlns:w14="http://schemas.microsoft.com/office/word/2010/wordml" xmlns:wpg="http://schemas.microsoft.com/office/word/2010/wordprocessingGroup" xmlns:wpi="http://schemas.microsoft.com/office/word/2010/wordprocessingInk" xmlns:wne="http://schemas.microsoft.com/office/word/2006/wordml" xmlns:wps="http://schemas.microsoft.com/office/word/2010/wordprocessingShape" mc:Ignorable="w14 wp14">
   <w:abstractNum w:abstractNumId="0">
+    <w:nsid w:val="005B574D"/>
+    <w:multiLevelType w:val="hybridMultilevel"/>
+    <w:tmpl w:val="CBA0697E"/>
+    <w:lvl w:ilvl="0" w:tplc="2D2A0ABC">
+      <w:start w:val="1"/>
+      <w:numFmt w:val="bullet"/>
+      <w:lvlText w:val=""/>
+      <w:lvlJc w:val="left"/>
+      <w:pPr>
+        <w:ind w:left="720" w:hanging="360"/>
+      </w:pPr>
+      <w:rPr>
+        <w:rFonts w:ascii="Symbol" w:hAnsi="Symbol" w:hint="default"/>
+      </w:rPr>
+    </w:lvl>
+    <w:lvl w:ilvl="1" w:tplc="04190003" w:tentative="1">
+      <w:start w:val="1"/>
+      <w:numFmt w:val="bullet"/>
+      <w:lvlText w:val="o"/>
+      <w:lvlJc w:val="left"/>
+      <w:pPr>
+        <w:ind w:left="1440" w:hanging="360"/>
+      </w:pPr>
+      <w:rPr>
+        <w:rFonts w:ascii="Courier New" w:hAnsi="Courier New" w:cs="Courier New" w:hint="default"/>
+      </w:rPr>
+    </w:lvl>
+    <w:lvl w:ilvl="2" w:tplc="04190005" w:tentative="1">
+      <w:start w:val="1"/>
+      <w:numFmt w:val="bullet"/>
+      <w:lvlText w:val=""/>
+      <w:lvlJc w:val="left"/>
+      <w:pPr>
+        <w:ind w:left="2160" w:hanging="360"/>
+      </w:pPr>
+      <w:rPr>
+        <w:rFonts w:ascii="Wingdings" w:hAnsi="Wingdings" w:hint="default"/>
+      </w:rPr>
+    </w:lvl>
+    <w:lvl w:ilvl="3" w:tplc="04190001" w:tentative="1">
+      <w:start w:val="1"/>
+      <w:numFmt w:val="bullet"/>
+      <w:lvlText w:val=""/>
+      <w:lvlJc w:val="left"/>
+      <w:pPr>
+        <w:ind w:left="2880" w:hanging="360"/>
+      </w:pPr>
+      <w:rPr>
+        <w:rFonts w:ascii="Symbol" w:hAnsi="Symbol" w:hint="default"/>
+      </w:rPr>
+    </w:lvl>
+    <w:lvl w:ilvl="4" w:tplc="04190003" w:tentative="1">
+      <w:start w:val="1"/>
+      <w:numFmt w:val="bullet"/>
+      <w:lvlText w:val="o"/>
+      <w:lvlJc w:val="left"/>
+      <w:pPr>
+        <w:ind w:left="3600" w:hanging="360"/>
+      </w:pPr>
+      <w:rPr>
+        <w:rFonts w:ascii="Courier New" w:hAnsi="Courier New" w:cs="Courier New" w:hint="default"/>
+      </w:rPr>
+    </w:lvl>
+    <w:lvl w:ilvl="5" w:tplc="04190005" w:tentative="1">
+      <w:start w:val="1"/>
+      <w:numFmt w:val="bullet"/>
+      <w:lvlText w:val=""/>
+      <w:lvlJc w:val="left"/>
+      <w:pPr>
+        <w:ind w:left="4320" w:hanging="360"/>
+      </w:pPr>
+      <w:rPr>
+        <w:rFonts w:ascii="Wingdings" w:hAnsi="Wingdings" w:hint="default"/>
+      </w:rPr>
+    </w:lvl>
+    <w:lvl w:ilvl="6" w:tplc="04190001" w:tentative="1">
+      <w:start w:val="1"/>
+      <w:numFmt w:val="bullet"/>
+      <w:lvlText w:val=""/>
+      <w:lvlJc w:val="left"/>
+      <w:pPr>
+        <w:ind w:left="5040" w:hanging="360"/>
+      </w:pPr>
+      <w:rPr>
+        <w:rFonts w:ascii="Symbol" w:hAnsi="Symbol" w:hint="default"/>
+      </w:rPr>
+    </w:lvl>
+    <w:lvl w:ilvl="7" w:tplc="04190003" w:tentative="1">
+      <w:start w:val="1"/>
+      <w:numFmt w:val="bullet"/>
+      <w:lvlText w:val="o"/>
+      <w:lvlJc w:val="left"/>
+      <w:pPr>
+        <w:ind w:left="5760" w:hanging="360"/>
+      </w:pPr>
+      <w:rPr>
+        <w:rFonts w:ascii="Courier New" w:hAnsi="Courier New" w:cs="Courier New" w:hint="default"/>
+      </w:rPr>
+    </w:lvl>
+    <w:lvl w:ilvl="8" w:tplc="04190005" w:tentative="1">
+      <w:start w:val="1"/>
+      <w:numFmt w:val="bullet"/>
+      <w:lvlText w:val=""/>
+      <w:lvlJc w:val="left"/>
+      <w:pPr>
+        <w:ind w:left="6480" w:hanging="360"/>
+      </w:pPr>
+      <w:rPr>
+        <w:rFonts w:ascii="Wingdings" w:hAnsi="Wingdings" w:hint="default"/>
+      </w:rPr>
+    </w:lvl>
+  </w:abstractNum>
+  <w:abstractNum w:abstractNumId="1">
     <w:nsid w:val="1B5B2DF4"/>
     <w:multiLevelType w:val="hybridMultilevel"/>
     <w:tmpl w:val="349C8BCA"/>
@@ -2163,7 +2294,120 @@
       </w:rPr>
     </w:lvl>
   </w:abstractNum>
-  <w:abstractNum w:abstractNumId="1">
+  <w:abstractNum w:abstractNumId="2">
+    <w:nsid w:val="2A9378E2"/>
+    <w:multiLevelType w:val="hybridMultilevel"/>
+    <w:tmpl w:val="89200780"/>
+    <w:lvl w:ilvl="0" w:tplc="2D2A0ABC">
+      <w:start w:val="1"/>
+      <w:numFmt w:val="bullet"/>
+      <w:lvlText w:val=""/>
+      <w:lvlJc w:val="left"/>
+      <w:pPr>
+        <w:ind w:left="720" w:hanging="360"/>
+      </w:pPr>
+      <w:rPr>
+        <w:rFonts w:ascii="Symbol" w:hAnsi="Symbol" w:hint="default"/>
+      </w:rPr>
+    </w:lvl>
+    <w:lvl w:ilvl="1" w:tplc="04190003" w:tentative="1">
+      <w:start w:val="1"/>
+      <w:numFmt w:val="bullet"/>
+      <w:lvlText w:val="o"/>
+      <w:lvlJc w:val="left"/>
+      <w:pPr>
+        <w:ind w:left="1440" w:hanging="360"/>
+      </w:pPr>
+      <w:rPr>
+        <w:rFonts w:ascii="Courier New" w:hAnsi="Courier New" w:cs="Courier New" w:hint="default"/>
+      </w:rPr>
+    </w:lvl>
+    <w:lvl w:ilvl="2" w:tplc="04190005" w:tentative="1">
+      <w:start w:val="1"/>
+      <w:numFmt w:val="bullet"/>
+      <w:lvlText w:val=""/>
+      <w:lvlJc w:val="left"/>
+      <w:pPr>
+        <w:ind w:left="2160" w:hanging="360"/>
+      </w:pPr>
+      <w:rPr>
+        <w:rFonts w:ascii="Wingdings" w:hAnsi="Wingdings" w:hint="default"/>
+      </w:rPr>
+    </w:lvl>
+    <w:lvl w:ilvl="3" w:tplc="04190001" w:tentative="1">
+      <w:start w:val="1"/>
+      <w:numFmt w:val="bullet"/>
+      <w:lvlText w:val=""/>
+      <w:lvlJc w:val="left"/>
+      <w:pPr>
+        <w:ind w:left="2880" w:hanging="360"/>
+      </w:pPr>
+      <w:rPr>
+        <w:rFonts w:ascii="Symbol" w:hAnsi="Symbol" w:hint="default"/>
+      </w:rPr>
+    </w:lvl>
+    <w:lvl w:ilvl="4" w:tplc="04190003" w:tentative="1">
+      <w:start w:val="1"/>
+      <w:numFmt w:val="bullet"/>
+      <w:lvlText w:val="o"/>
+      <w:lvlJc w:val="left"/>
+      <w:pPr>
+        <w:ind w:left="3600" w:hanging="360"/>
+      </w:pPr>
+      <w:rPr>
+        <w:rFonts w:ascii="Courier New" w:hAnsi="Courier New" w:cs="Courier New" w:hint="default"/>
+      </w:rPr>
+    </w:lvl>
+    <w:lvl w:ilvl="5" w:tplc="04190005" w:tentative="1">
+      <w:start w:val="1"/>
+      <w:numFmt w:val="bullet"/>
+      <w:lvlText w:val=""/>
+      <w:lvlJc w:val="left"/>
+      <w:pPr>
+        <w:ind w:left="4320" w:hanging="360"/>
+      </w:pPr>
+      <w:rPr>
+        <w:rFonts w:ascii="Wingdings" w:hAnsi="Wingdings" w:hint="default"/>
+      </w:rPr>
+    </w:lvl>
+    <w:lvl w:ilvl="6" w:tplc="04190001" w:tentative="1">
+      <w:start w:val="1"/>
+      <w:numFmt w:val="bullet"/>
+      <w:lvlText w:val=""/>
+      <w:lvlJc w:val="left"/>
+      <w:pPr>
+        <w:ind w:left="5040" w:hanging="360"/>
+      </w:pPr>
+      <w:rPr>
+        <w:rFonts w:ascii="Symbol" w:hAnsi="Symbol" w:hint="default"/>
+      </w:rPr>
+    </w:lvl>
+    <w:lvl w:ilvl="7" w:tplc="04190003" w:tentative="1">
+      <w:start w:val="1"/>
+      <w:numFmt w:val="bullet"/>
+      <w:lvlText w:val="o"/>
+      <w:lvlJc w:val="left"/>
+      <w:pPr>
+        <w:ind w:left="5760" w:hanging="360"/>
+      </w:pPr>
+      <w:rPr>
+        <w:rFonts w:ascii="Courier New" w:hAnsi="Courier New" w:cs="Courier New" w:hint="default"/>
+      </w:rPr>
+    </w:lvl>
+    <w:lvl w:ilvl="8" w:tplc="04190005" w:tentative="1">
+      <w:start w:val="1"/>
+      <w:numFmt w:val="bullet"/>
+      <w:lvlText w:val=""/>
+      <w:lvlJc w:val="left"/>
+      <w:pPr>
+        <w:ind w:left="6480" w:hanging="360"/>
+      </w:pPr>
+      <w:rPr>
+        <w:rFonts w:ascii="Wingdings" w:hAnsi="Wingdings" w:hint="default"/>
+      </w:rPr>
+    </w:lvl>
+  </w:abstractNum>
+  <w:abstractNum w:abstractNumId="3">
     <w:nsid w:val="2E0E1435"/>
     <w:multiLevelType w:val="hybridMultilevel"/>
     <w:tmpl w:val="EB32A072"/>
@@ -2276,7 +2520,7 @@
       </w:rPr>
     </w:lvl>
   </w:abstractNum>
-  <w:abstractNum w:abstractNumId="2">
+  <w:abstractNum w:abstractNumId="4">
     <w:nsid w:val="2EE666F1"/>
     <w:multiLevelType w:val="hybridMultilevel"/>
     <w:tmpl w:val="019AD074"/>
@@ -2389,7 +2633,7 @@
       </w:rPr>
     </w:lvl>
   </w:abstractNum>
-  <w:abstractNum w:abstractNumId="3">
+  <w:abstractNum w:abstractNumId="5">
     <w:nsid w:val="38196197"/>
     <w:multiLevelType w:val="hybridMultilevel"/>
     <w:tmpl w:val="65B06E7A"/>
@@ -2502,7 +2746,7 @@
       </w:rPr>
     </w:lvl>
   </w:abstractNum>
-  <w:abstractNum w:abstractNumId="4">
+  <w:abstractNum w:abstractNumId="6">
     <w:nsid w:val="3E1C05B9"/>
     <w:multiLevelType w:val="hybridMultilevel"/>
     <w:tmpl w:val="DBA03E1E"/>
@@ -2592,7 +2836,7 @@
       </w:pPr>
     </w:lvl>
   </w:abstractNum>
-  <w:abstractNum w:abstractNumId="5">
+  <w:abstractNum w:abstractNumId="7">
     <w:nsid w:val="51864FC4"/>
     <w:multiLevelType w:val="hybridMultilevel"/>
     <w:tmpl w:val="8FFEA538"/>
@@ -2705,7 +2949,7 @@
       </w:rPr>
     </w:lvl>
   </w:abstractNum>
-  <w:abstractNum w:abstractNumId="6">
+  <w:abstractNum w:abstractNumId="8">
     <w:nsid w:val="68332E73"/>
     <w:multiLevelType w:val="multilevel"/>
     <w:tmpl w:val="62C23FB4"/>
@@ -2818,7 +3062,7 @@
       </w:rPr>
     </w:lvl>
   </w:abstractNum>
-  <w:abstractNum w:abstractNumId="7">
+  <w:abstractNum w:abstractNumId="9">
     <w:nsid w:val="7A710725"/>
     <w:multiLevelType w:val="hybridMultilevel"/>
     <w:tmpl w:val="904E8158"/>
@@ -2931,7 +3175,7 @@
       </w:rPr>
     </w:lvl>
   </w:abstractNum>
-  <w:abstractNum w:abstractNumId="8">
+  <w:abstractNum w:abstractNumId="10">
     <w:nsid w:val="7F564DBE"/>
     <w:multiLevelType w:val="hybridMultilevel"/>
     <w:tmpl w:val="A65238EA"/>
@@ -3022,31 +3266,37 @@
     </w:lvl>
   </w:abstractNum>
   <w:num w:numId="1">
+    <w:abstractNumId w:val="6"/>
+  </w:num>
+  <w:num w:numId="2">
+    <w:abstractNumId w:val="8"/>
+  </w:num>
+  <w:num w:numId="3">
+    <w:abstractNumId w:val="5"/>
+  </w:num>
+  <w:num w:numId="4">
+    <w:abstractNumId w:val="3"/>
+  </w:num>
+  <w:num w:numId="5">
+    <w:abstractNumId w:val="9"/>
+  </w:num>
+  <w:num w:numId="6">
+    <w:abstractNumId w:val="1"/>
+  </w:num>
+  <w:num w:numId="7">
+    <w:abstractNumId w:val="7"/>
+  </w:num>
+  <w:num w:numId="8">
     <w:abstractNumId w:val="4"/>
   </w:num>
-  <w:num w:numId="2">
-    <w:abstractNumId w:val="6"/>
+  <w:num w:numId="9">
+    <w:abstractNumId w:val="10"/>
   </w:num>
-  <w:num w:numId="3">
-    <w:abstractNumId w:val="3"/>
-  </w:num>
-  <w:num w:numId="4">
-    <w:abstractNumId w:val="1"/>
-  </w:num>
-  <w:num w:numId="5">
-    <w:abstractNumId w:val="7"/>
-  </w:num>
-  <w:num w:numId="6">
-    <w:abstractNumId w:val="0"/>
-  </w:num>
-  <w:num w:numId="7">
-    <w:abstractNumId w:val="5"/>
-  </w:num>
-  <w:num w:numId="8">
+  <w:num w:numId="10">
     <w:abstractNumId w:val="2"/>
   </w:num>
-  <w:num w:numId="9">
-    <w:abstractNumId w:val="8"/>
+  <w:num w:numId="11">
+    <w:abstractNumId w:val="0"/>
   </w:num>
 </w:numbering>
 </file>
